--- a/pr-preview/pr-259/chapters/defining-terms.docx
+++ b/pr-preview/pr-259/chapters/defining-terms.docx
@@ -15,7 +15,7 @@
         <w:pStyle w:val="Date"/>
       </w:pPr>
       <w:r>
-        <w:t xml:space="preserve">Last modified: 2026-10-17 01:25:59 (PDT)</w:t>
+        <w:t xml:space="preserve">Last modified: 2026-10-17 02:03:38 (PDT)</w:t>
       </w:r>
     </w:p>
     <w:p>
@@ -5328,9 +5328,158 @@
         <w:t xml:space="preserve"> </w:t>
       </w:r>
       <m:oMath>
+        <m:acc>
+          <m:accPr>
+            <m:chr m:val="̂"/>
+          </m:accPr>
+          <m:e>
+            <m:r>
+              <m:t>y</m:t>
+            </m:r>
+          </m:e>
+        </m:acc>
+      </m:oMath>
+      <w:r>
+        <w:t xml:space="preserve">”</w:t>
+      </w:r>
+      <w:r>
+        <w:t xml:space="preserve">,</w:t>
+      </w:r>
+      <w:r>
+        <w:t xml:space="preserve"> </w:t>
+      </w:r>
+      <w:r>
+        <w:t xml:space="preserve">not</w:t>
+      </w:r>
+      <w:r>
+        <w:t xml:space="preserve"> </w:t>
+      </w:r>
+      <w:r>
+        <w:t xml:space="preserve">“the bias of</w:t>
+      </w:r>
+      <w:r>
+        <w:t xml:space="preserve"> </w:t>
+      </w:r>
+      <m:oMath>
         <m:r>
           <m:t>g</m:t>
         </m:r>
+      </m:oMath>
+      <w:r>
+        <w:t xml:space="preserve">”</w:t>
+      </w:r>
+      <w:r>
+        <w:t xml:space="preserve">.</w:t>
+      </w:r>
+    </w:p>
+    <w:p>
+      <w:pPr>
+        <w:numPr>
+          <w:ilvl w:val="0"/>
+          <w:numId w:val="1001"/>
+        </w:numPr>
+      </w:pPr>
+      <w:r>
+        <w:rPr>
+          <w:b/>
+          <w:bCs/>
+        </w:rPr>
+        <w:t xml:space="preserve">Write a predicted value with the predicted-value macro:</w:t>
+      </w:r>
+      <w:r>
+        <w:t xml:space="preserve"> </w:t>
+      </w:r>
+      <w:r>
+        <w:t xml:space="preserve">A predicted value is the fitted model applied to a covariate value,</w:t>
+      </w:r>
+      <w:r>
+        <w:t xml:space="preserve"> </w:t>
+      </w:r>
+      <w:r>
+        <w:t xml:space="preserve">so write it with a predicted-value macro</w:t>
+      </w:r>
+      <w:r>
+        <w:t xml:space="preserve"> </w:t>
+      </w:r>
+      <w:r>
+        <w:t xml:space="preserve">and not as the procedure applied to a covariate value and a training set.</w:t>
+      </w:r>
+      <w:r>
+        <w:t xml:space="preserve"> </w:t>
+      </w:r>
+      <w:r>
+        <w:t xml:space="preserve">The macro</w:t>
+      </w:r>
+      <w:r>
+        <w:t xml:space="preserve"> </w:t>
+      </w:r>
+      <w:r>
+        <w:rPr>
+          <w:rStyle w:val="VerbatimChar"/>
+        </w:rPr>
+        <w:t xml:space="preserve">\predval</w:t>
+      </w:r>
+      <w:r>
+        <w:t xml:space="preserve"> </w:t>
+      </w:r>
+      <w:r>
+        <w:t xml:space="preserve">takes no argument and prints the predicted value of the outcome</w:t>
+      </w:r>
+      <w:r>
+        <w:t xml:space="preserve"> </w:t>
+      </w:r>
+      <w:r>
+        <w:t xml:space="preserve">at the covariate value that the sentence is about.</w:t>
+      </w:r>
+      <w:r>
+        <w:t xml:space="preserve"> </w:t>
+      </w:r>
+      <w:r>
+        <w:t xml:space="preserve">The macro</w:t>
+      </w:r>
+      <w:r>
+        <w:t xml:space="preserve"> </w:t>
+      </w:r>
+      <w:r>
+        <w:rPr>
+          <w:rStyle w:val="VerbatimChar"/>
+        </w:rPr>
+        <w:t xml:space="preserve">\predvalf{x}</w:t>
+      </w:r>
+      <w:r>
+        <w:t xml:space="preserve"> </w:t>
+      </w:r>
+      <w:r>
+        <w:t xml:space="preserve">takes a covariate value</w:t>
+      </w:r>
+      <w:r>
+        <w:t xml:space="preserve"> </w:t>
+      </w:r>
+      <m:oMath>
+        <m:r>
+          <m:t>x</m:t>
+        </m:r>
+      </m:oMath>
+      <w:r>
+        <w:t xml:space="preserve"> </w:t>
+      </w:r>
+      <w:r>
+        <w:t xml:space="preserve">and prints the prediction</w:t>
+      </w:r>
+      <w:r>
+        <w:t xml:space="preserve"> </w:t>
+      </w:r>
+      <m:oMath>
+        <m:acc>
+          <m:accPr>
+            <m:chr m:val="̂"/>
+          </m:accPr>
+          <m:e>
+            <m:r>
+              <m:t>y</m:t>
+            </m:r>
+          </m:e>
+        </m:acc>
         <m:r>
           <m:t>​</m:t>
         </m:r>
@@ -5342,6 +5491,352 @@
             <m:grow/>
           </m:dPr>
           <m:e>
+            <m:r>
+              <m:t>x</m:t>
+            </m:r>
+          </m:e>
+        </m:d>
+        <m:r>
+          <m:t>​</m:t>
+        </m:r>
+      </m:oMath>
+      <w:r>
+        <w:t xml:space="preserve">,</w:t>
+      </w:r>
+      <w:r>
+        <w:t xml:space="preserve"> </w:t>
+      </w:r>
+      <w:r>
+        <w:t xml:space="preserve">a value of the outcome’s type.</w:t>
+      </w:r>
+      <w:r>
+        <w:t xml:space="preserve"> </w:t>
+      </w:r>
+      <w:r>
+        <w:t xml:space="preserve">The macro</w:t>
+      </w:r>
+      <w:r>
+        <w:t xml:space="preserve"> </w:t>
+      </w:r>
+      <w:r>
+        <w:rPr>
+          <w:rStyle w:val="VerbatimChar"/>
+        </w:rPr>
+        <w:t xml:space="preserve">\candpredvalf{l}{x}</w:t>
+      </w:r>
+      <w:r>
+        <w:t xml:space="preserve"> </w:t>
+      </w:r>
+      <w:r>
+        <w:t xml:space="preserve">takes a candidate index</w:t>
+      </w:r>
+      <w:r>
+        <w:t xml:space="preserve"> </w:t>
+      </w:r>
+      <m:oMath>
+        <m:r>
+          <m:t>l</m:t>
+        </m:r>
+      </m:oMath>
+      <w:r>
+        <w:t xml:space="preserve"> </w:t>
+      </w:r>
+      <w:r>
+        <w:t xml:space="preserve">and a covariate value</w:t>
+      </w:r>
+      <w:r>
+        <w:t xml:space="preserve"> </w:t>
+      </w:r>
+      <m:oMath>
+        <m:r>
+          <m:t>x</m:t>
+        </m:r>
+      </m:oMath>
+      <w:r>
+        <w:t xml:space="preserve">,</w:t>
+      </w:r>
+      <w:r>
+        <w:t xml:space="preserve"> </w:t>
+      </w:r>
+      <w:r>
+        <w:t xml:space="preserve">and prints the prediction of candidate</w:t>
+      </w:r>
+      <w:r>
+        <w:t xml:space="preserve"> </w:t>
+      </w:r>
+      <m:oMath>
+        <m:r>
+          <m:t>l</m:t>
+        </m:r>
+      </m:oMath>
+      <w:r>
+        <w:t xml:space="preserve">’s fitted model at</w:t>
+      </w:r>
+      <w:r>
+        <w:t xml:space="preserve"> </w:t>
+      </w:r>
+      <m:oMath>
+        <m:r>
+          <m:t>x</m:t>
+        </m:r>
+      </m:oMath>
+      <w:r>
+        <w:t xml:space="preserve">.</w:t>
+      </w:r>
+      <w:r>
+        <w:t xml:space="preserve"> </w:t>
+      </w:r>
+      <w:r>
+        <w:t xml:space="preserve">Suppress the covariate value where it is not salient:</w:t>
+      </w:r>
+      <w:r>
+        <w:t xml:space="preserve"> </w:t>
+      </w:r>
+      <w:r>
+        <w:t xml:space="preserve">write</w:t>
+      </w:r>
+      <w:r>
+        <w:t xml:space="preserve"> </w:t>
+      </w:r>
+      <w:r>
+        <w:rPr>
+          <w:rStyle w:val="VerbatimChar"/>
+        </w:rPr>
+        <w:t xml:space="preserve">\predval</w:t>
+      </w:r>
+      <w:r>
+        <w:t xml:space="preserve"> </w:t>
+      </w:r>
+      <w:r>
+        <w:t xml:space="preserve">when the sentence is not about which covariate value the prediction is at,</w:t>
+      </w:r>
+      <w:r>
+        <w:t xml:space="preserve"> </w:t>
+      </w:r>
+      <w:r>
+        <w:t xml:space="preserve">and</w:t>
+      </w:r>
+      <w:r>
+        <w:t xml:space="preserve"> </w:t>
+      </w:r>
+      <w:r>
+        <w:rPr>
+          <w:rStyle w:val="VerbatimChar"/>
+        </w:rPr>
+        <w:t xml:space="preserve">\predvalf</w:t>
+      </w:r>
+      <w:r>
+        <w:t xml:space="preserve"> </w:t>
+      </w:r>
+      <w:r>
+        <w:t xml:space="preserve">or</w:t>
+      </w:r>
+      <w:r>
+        <w:t xml:space="preserve"> </w:t>
+      </w:r>
+      <w:r>
+        <w:rPr>
+          <w:rStyle w:val="VerbatimChar"/>
+        </w:rPr>
+        <w:t xml:space="preserve">\candpredvalf</w:t>
+      </w:r>
+      <w:r>
+        <w:t xml:space="preserve"> </w:t>
+      </w:r>
+      <w:r>
+        <w:t xml:space="preserve">only when the covariate value matters,</w:t>
+      </w:r>
+      <w:r>
+        <w:t xml:space="preserve"> </w:t>
+      </w:r>
+      <w:r>
+        <w:t xml:space="preserve">such as when comparing predictions at two covariate values or averaging a prediction over them.</w:t>
+      </w:r>
+      <w:r>
+        <w:t xml:space="preserve"> </w:t>
+      </w:r>
+      <w:r>
+        <w:t xml:space="preserve">For example, write</w:t>
+      </w:r>
+      <w:r>
+        <w:t xml:space="preserve"> </w:t>
+      </w:r>
+      <m:oMath>
+        <m:acc>
+          <m:accPr>
+            <m:chr m:val="̂"/>
+          </m:accPr>
+          <m:e>
+            <m:r>
+              <m:t>y</m:t>
+            </m:r>
+          </m:e>
+        </m:acc>
+      </m:oMath>
+      <w:r>
+        <w:t xml:space="preserve"> </w:t>
+      </w:r>
+      <w:r>
+        <w:t xml:space="preserve">in</w:t>
+      </w:r>
+      <w:r>
+        <w:t xml:space="preserve"> </w:t>
+      </w:r>
+      <w:r>
+        <w:t xml:space="preserve">“the bias of the prediction</w:t>
+      </w:r>
+      <w:r>
+        <w:t xml:space="preserve"> </w:t>
+      </w:r>
+      <m:oMath>
+        <m:acc>
+          <m:accPr>
+            <m:chr m:val="̂"/>
+          </m:accPr>
+          <m:e>
+            <m:r>
+              <m:t>y</m:t>
+            </m:r>
+          </m:e>
+        </m:acc>
+      </m:oMath>
+      <w:r>
+        <w:t xml:space="preserve">”</w:t>
+      </w:r>
+      <w:r>
+        <w:t xml:space="preserve"> </w:t>
+      </w:r>
+      <w:r>
+        <w:t xml:space="preserve">when one covariate value is fixed throughout,</w:t>
+      </w:r>
+      <w:r>
+        <w:t xml:space="preserve"> </w:t>
+      </w:r>
+      <w:r>
+        <w:t xml:space="preserve">write</w:t>
+      </w:r>
+      <w:r>
+        <w:t xml:space="preserve"> </w:t>
+      </w:r>
+      <m:oMath>
+        <m:acc>
+          <m:accPr>
+            <m:chr m:val="̂"/>
+          </m:accPr>
+          <m:e>
+            <m:r>
+              <m:t>y</m:t>
+            </m:r>
+          </m:e>
+        </m:acc>
+        <m:r>
+          <m:t>​</m:t>
+        </m:r>
+        <m:d>
+          <m:dPr>
+            <m:begChr m:val="("/>
+            <m:sepChr m:val=""/>
+            <m:endChr m:val=")"/>
+            <m:grow/>
+          </m:dPr>
+          <m:e>
+            <m:r>
+              <m:t>x</m:t>
+            </m:r>
+          </m:e>
+        </m:d>
+        <m:r>
+          <m:t>​</m:t>
+        </m:r>
+      </m:oMath>
+      <w:r>
+        <w:t xml:space="preserve"> </w:t>
+      </w:r>
+      <w:r>
+        <w:t xml:space="preserve">and</w:t>
+      </w:r>
+      <w:r>
+        <w:t xml:space="preserve"> </w:t>
+      </w:r>
+      <m:oMath>
+        <m:sSub>
+          <m:e>
+            <m:acc>
+              <m:accPr>
+                <m:chr m:val="̂"/>
+              </m:accPr>
+              <m:e>
+                <m:r>
+                  <m:t>y</m:t>
+                </m:r>
+              </m:e>
+            </m:acc>
+          </m:e>
+          <m:sub>
+            <m:r>
+              <m:t>l</m:t>
+            </m:r>
+          </m:sub>
+        </m:sSub>
+        <m:r>
+          <m:t>​</m:t>
+        </m:r>
+        <m:d>
+          <m:dPr>
+            <m:begChr m:val="("/>
+            <m:sepChr m:val=""/>
+            <m:endChr m:val=")"/>
+            <m:grow/>
+          </m:dPr>
+          <m:e>
+            <m:r>
+              <m:t>x</m:t>
+            </m:r>
+          </m:e>
+        </m:d>
+        <m:r>
+          <m:t>​</m:t>
+        </m:r>
+      </m:oMath>
+      <w:r>
+        <w:t xml:space="preserve"> </w:t>
+      </w:r>
+      <w:r>
+        <w:t xml:space="preserve">when the covariate value is salient,</w:t>
+      </w:r>
+      <w:r>
+        <w:t xml:space="preserve"> </w:t>
+      </w:r>
+      <w:r>
+        <w:t xml:space="preserve">and never</w:t>
+      </w:r>
+      <w:r>
+        <w:t xml:space="preserve"> </w:t>
+      </w:r>
+      <m:oMath>
+        <m:r>
+          <m:t>g</m:t>
+        </m:r>
+        <m:r>
+          <m:t>​</m:t>
+        </m:r>
+        <m:d>
+          <m:dPr>
+            <m:begChr m:val="("/>
+            <m:sepChr m:val=""/>
+            <m:endChr m:val=")"/>
+            <m:grow/>
+          </m:dPr>
+          <m:e>
+            <m:r>
+              <m:t>x</m:t>
+            </m:r>
+            <m:r>
+              <m:rPr>
+                <m:sty m:val="p"/>
+              </m:rPr>
+              <m:t>;</m:t>
+            </m:r>
             <m:sSub>
               <m:e>
                 <m:r>
@@ -5367,6 +5862,29 @@
         <m:r>
           <m:t>​</m:t>
         </m:r>
+      </m:oMath>
+      <w:r>
+        <w:t xml:space="preserve"> </w:t>
+      </w:r>
+      <w:r>
+        <w:t xml:space="preserve">or</w:t>
+      </w:r>
+      <w:r>
+        <w:t xml:space="preserve"> </w:t>
+      </w:r>
+      <m:oMath>
+        <m:sSub>
+          <m:e>
+            <m:r>
+              <m:t>g</m:t>
+            </m:r>
+          </m:e>
+          <m:sub>
+            <m:r>
+              <m:t>l</m:t>
+            </m:r>
+          </m:sub>
+        </m:sSub>
         <m:r>
           <m:t>​</m:t>
         </m:r>
@@ -5381,41 +5899,38 @@
             <m:r>
               <m:t>x</m:t>
             </m:r>
+            <m:r>
+              <m:rPr>
+                <m:sty m:val="p"/>
+              </m:rPr>
+              <m:t>;</m:t>
+            </m:r>
+            <m:sSub>
+              <m:e>
+                <m:r>
+                  <m:rPr>
+                    <m:scr m:val="script"/>
+                    <m:sty m:val="p"/>
+                  </m:rPr>
+                  <m:t>D</m:t>
+                </m:r>
+              </m:e>
+              <m:sub>
+                <m:r>
+                  <m:rPr>
+                    <m:nor/>
+                    <m:sty m:val="p"/>
+                  </m:rPr>
+                  <m:t>train</m:t>
+                </m:r>
+              </m:sub>
+            </m:sSub>
           </m:e>
         </m:d>
         <m:r>
           <m:t>​</m:t>
         </m:r>
       </m:oMath>
-      <w:r>
-        <w:t xml:space="preserve">”</w:t>
-      </w:r>
-      <w:r>
-        <w:t xml:space="preserve">,</w:t>
-      </w:r>
-      <w:r>
-        <w:t xml:space="preserve"> </w:t>
-      </w:r>
-      <w:r>
-        <w:t xml:space="preserve">not</w:t>
-      </w:r>
-      <w:r>
-        <w:t xml:space="preserve"> </w:t>
-      </w:r>
-      <w:r>
-        <w:t xml:space="preserve">“the bias of</w:t>
-      </w:r>
-      <w:r>
-        <w:t xml:space="preserve"> </w:t>
-      </w:r>
-      <m:oMath>
-        <m:r>
-          <m:t>g</m:t>
-        </m:r>
-      </m:oMath>
-      <w:r>
-        <w:t xml:space="preserve">”</w:t>
-      </w:r>
       <w:r>
         <w:t xml:space="preserve">.</w:t>
       </w:r>
